--- a/content/Bios/Fred_Zuercher.docx
+++ b/content/Bios/Fred_Zuercher.docx
@@ -1,1194 +1,8 @@
 
 <file path=word/document.xml><?xml version="1.0" encoding="utf-8"?>
-<w:document xmlns:wpc="http://schemas.microsoft.com/office/word/2010/wordprocessingCanvas" xmlns:cx="http://schemas.microsoft.com/office/drawing/2014/chartex" xmlns:cx1="http://schemas.microsoft.com/office/drawing/2015/9/8/chartex" xmlns:cx2="http://schemas.microsoft.com/office/drawing/2015/10/21/chartex" xmlns:cx3="http://schemas.microsoft.com/office/drawing/2016/5/9/chartex" xmlns:cx4="http://schemas.microsoft.com/office/drawing/2016/5/10/chartex" xmlns:cx5="http://schemas.microsoft.com/office/drawing/2016/5/11/chartex" xmlns:cx6="http://schemas.microsoft.com/office/drawing/2016/5/12/chartex" xmlns:cx7="http://schemas.microsoft.com/office/drawing/2016/5/13/chartex" xmlns:cx8="http://schemas.microsoft.com/office/drawing/2016/5/14/chartex" xmlns:mc="http://schemas.openxmlformats.org/markup-compatibility/2006" xmlns:aink="http://schemas.microsoft.com/office/drawing/2016/ink" xmlns:am3d="http://schemas.microsoft.com/office/drawing/2017/model3d" xmlns:o="urn:schemas-microsoft-com:office:office" xmlns:oel="http://schemas.microsoft.com/office/2019/extlst" xmlns:r="http://schemas.openxmlformats.org/officeDocument/2006/relationships" xmlns:m="http://schemas.openxmlformats.org/officeDocument/2006/math" xmlns:v="urn:schemas-microsoft-com:vml" xmlns:wp14="http://schemas.microsoft.com/office/word/2010/wordprocessingDrawing" xmlns:wp="http://schemas.openxmlformats.org/drawingml/2006/wordprocessingDrawing" xmlns:w10="urn:schemas-microsoft-com:office:word" xmlns:w="http://schemas.openxmlformats.org/wordprocessingml/2006/main" xmlns:w14="http://schemas.microsoft.com/office/word/2010/wordml" xmlns:w15="http://schemas.microsoft.com/office/word/2012/wordml" xmlns:w16cex="http://schemas.microsoft.com/office/word/2018/wordml/cex" xmlns:w16cid="http://schemas.microsoft.com/office/word/2016/wordml/cid" xmlns:w16="http://schemas.microsoft.com/office/word/2018/wordml" xmlns:w16du="http://schemas.microsoft.com/office/word/2023/wordml/word16du" xmlns:w16sdtdh="http://schemas.microsoft.com/office/word/2020/wordml/sdtdatahash" xmlns:w16sdtfl="http://schemas.microsoft.com/office/word/2024/wordml/sdtformatlock" xmlns:w16se="http://schemas.microsoft.com/office/word/2015/wordml/symex" xmlns:wpg="http://schemas.microsoft.com/office/word/2010/wordprocessingGroup" xmlns:wpi="http://schemas.microsoft.com/office/word/2010/wordprocessingInk" xmlns:wne="http://schemas.microsoft.com/office/word/2006/wordml" xmlns:wps="http://schemas.microsoft.com/office/word/2010/wordprocessingShape" mc:Ignorable="w14 w15 w16se w16cid w16 w16cex w16sdtdh w16sdtfl w16du wp14">
+<w:document xmlns:ns1="http://schemas.openxmlformats.org/markup-compatibility/2006" xmlns:ns2="http://schemas.microsoft.com/office/word/2010/wordml" xmlns:ns3="http://schemas.openxmlformats.org/officeDocument/2006/relationships" xmlns:w="http://schemas.openxmlformats.org/wordprocessingml/2006/main" ns1:Ignorable="w14 w15 w16se w16cid w16 w16cex w16sdtdh w16sdtfl w16du wp14">
   <w:body>
-    <w:p>
-      <w:pPr>
-        <w:widowControl w:val="0"/>
-        <w:rPr>
-          <w:rFonts w:cstheme="minorHAnsi"/>
-          <w:b/>
-          <w:bCs/>
-          <w:sz w:val="28"/>
-          <w:szCs w:val="28"/>
-        </w:rPr>
-      </w:pPr>
-      <w:r>
-        <w:rPr>
-          <w:rFonts w:cstheme="minorHAnsi"/>
-          <w:b/>
-          <w:bCs/>
-          <w:sz w:val="28"/>
-          <w:szCs w:val="28"/>
-        </w:rPr>
-        <w:t>2026 H</w:t>
-      </w:r>
-      <w:r>
-        <w:rPr>
-          <w:rFonts w:cstheme="minorHAnsi"/>
-          <w:b/>
-          <w:bCs/>
-          <w:sz w:val="28"/>
-          <w:szCs w:val="28"/>
-        </w:rPr>
-        <w:t xml:space="preserve">all of Fame </w:t>
-      </w:r>
-      <w:r>
-        <w:rPr>
-          <w:rFonts w:cstheme="minorHAnsi"/>
-          <w:b/>
-          <w:bCs/>
-          <w:sz w:val="28"/>
-          <w:szCs w:val="28"/>
-        </w:rPr>
-        <w:t xml:space="preserve">Inductee </w:t>
-      </w:r>
-      <w:r>
-        <w:rPr>
-          <w:rFonts w:eastAsia="Times New Roman"/>
-          <w:b/>
-          <w:bCs/>
-          <w:sz w:val="28"/>
-          <w:szCs w:val="28"/>
-        </w:rPr>
-        <w:t>Fred Zuercher</w:t>
-      </w:r>
-      <w:r>
-        <w:rPr>
-          <w:rFonts w:eastAsia="Times New Roman"/>
-          <w:sz w:val="22"/>
-          <w:szCs w:val="22"/>
-        </w:rPr>
-        <w:t xml:space="preserve"> </w:t>
-      </w:r>
-      <w:r>
-        <w:rPr>
-          <w:rFonts w:cstheme="minorHAnsi"/>
-          <w:b/>
-          <w:bCs/>
-          <w:sz w:val="28"/>
-          <w:szCs w:val="28"/>
-        </w:rPr>
-        <w:t>–</w:t>
-      </w:r>
-      <w:r>
-        <w:rPr>
-          <w:rFonts w:cstheme="minorHAnsi"/>
-          <w:b/>
-          <w:bCs/>
-          <w:sz w:val="28"/>
-          <w:szCs w:val="28"/>
-        </w:rPr>
-        <w:t xml:space="preserve"> </w:t>
-      </w:r>
-      <w:r>
-        <w:rPr>
-          <w:rFonts w:cstheme="minorHAnsi"/>
-          <w:b/>
-          <w:bCs/>
-          <w:sz w:val="28"/>
-          <w:szCs w:val="28"/>
-        </w:rPr>
-        <w:t>Colorado Springs</w:t>
-      </w:r>
-      <w:r>
-        <w:rPr>
-          <w:rFonts w:cstheme="minorHAnsi"/>
-          <w:b/>
-          <w:bCs/>
-          <w:sz w:val="28"/>
-          <w:szCs w:val="28"/>
-        </w:rPr>
-        <w:t xml:space="preserve"> </w:t>
-      </w:r>
-    </w:p>
-    <w:p>
-      <w:pPr>
-        <w:rPr>
-          <w:rFonts w:eastAsia="Times New Roman" w:cs="Times New Roman"/>
-        </w:rPr>
-      </w:pPr>
-    </w:p>
-    <w:p>
-      <w:r>
-        <w:rPr>
-          <w:rFonts w:eastAsia="Times New Roman" w:cs="Times New Roman"/>
-          <w:color w:val="000000"/>
-        </w:rPr>
-        <w:t>Fred Zuercher started his u</w:t>
-      </w:r>
-      <w:r>
-        <w:rPr>
-          <w:rFonts w:eastAsia="Times New Roman" w:cs="Times New Roman"/>
-          <w:color w:val="000000"/>
-        </w:rPr>
-        <w:t>mpiring caree</w:t>
-      </w:r>
-      <w:r>
-        <w:rPr>
-          <w:rFonts w:eastAsia="Times New Roman" w:cs="Times New Roman"/>
-          <w:color w:val="000000"/>
-        </w:rPr>
-        <w:t>r in the late 1970s in the Bay A</w:t>
-      </w:r>
-      <w:r>
-        <w:rPr>
-          <w:rFonts w:eastAsia="Times New Roman" w:cs="Times New Roman"/>
-          <w:color w:val="000000"/>
-        </w:rPr>
-        <w:t xml:space="preserve">rea of California </w:t>
-      </w:r>
-      <w:r>
-        <w:t xml:space="preserve">working little league games </w:t>
-      </w:r>
-      <w:r>
-        <w:t xml:space="preserve">in and </w:t>
-      </w:r>
-      <w:r>
-        <w:t xml:space="preserve">around San Jose.  His story is one </w:t>
-      </w:r>
-      <w:r>
-        <w:t>many umpires share</w:t>
-      </w:r>
-      <w:r>
-        <w:t>.</w:t>
-      </w:r>
-      <w:r>
-        <w:t xml:space="preserve"> “I started on a kind of a dare,” he remembers.  “</w:t>
-      </w:r>
-      <w:r>
-        <w:t xml:space="preserve">Somebody said, </w:t>
-      </w:r>
-      <w:r>
-        <w:t xml:space="preserve"> </w:t>
-      </w:r>
-      <w:r>
-        <w:t>‘</w:t>
-      </w:r>
-      <w:r>
-        <w:t>Why don’t your try this?</w:t>
-      </w:r>
-      <w:r>
-        <w:t>’</w:t>
-      </w:r>
-      <w:r>
-        <w:t xml:space="preserve">”   And the rest is history-or as </w:t>
-      </w:r>
-      <w:r>
-        <w:t>Fred</w:t>
-      </w:r>
-      <w:r>
-        <w:t xml:space="preserve"> explains, </w:t>
-      </w:r>
-      <w:r>
-        <w:rPr>
-          <w:rFonts w:eastAsia="Times New Roman" w:cs="Times New Roman"/>
-          <w:color w:val="000000"/>
-        </w:rPr>
-        <w:t>“It all fell into place.”</w:t>
-      </w:r>
-    </w:p>
-    <w:p/>
-    <w:p>
-      <w:r>
-        <w:t xml:space="preserve">So, Fred tried it </w:t>
-      </w:r>
-      <w:r>
-        <w:t>and liked it.   “I did pretty well,</w:t>
-      </w:r>
-      <w:r>
-        <w:t>”</w:t>
-      </w:r>
-      <w:r>
-        <w:t xml:space="preserve"> which </w:t>
-      </w:r>
-      <w:r>
-        <w:t>hardly</w:t>
-      </w:r>
-      <w:r>
-        <w:t xml:space="preserve"> </w:t>
-      </w:r>
-      <w:r>
-        <w:t>describes h</w:t>
-      </w:r>
-      <w:r>
-        <w:t xml:space="preserve">is advance through little league, then </w:t>
-      </w:r>
-      <w:r>
-        <w:t>high school</w:t>
-      </w:r>
-      <w:r>
-        <w:t xml:space="preserve"> baseball, to junior college, and finally into </w:t>
-      </w:r>
-      <w:r>
-        <w:t xml:space="preserve">the PAC 8, a premiere collegiate </w:t>
-      </w:r>
-      <w:r>
-        <w:t xml:space="preserve">Division </w:t>
-      </w:r>
-      <w:r>
-        <w:t>I</w:t>
-      </w:r>
-      <w:r>
-        <w:t xml:space="preserve"> basebal</w:t>
-      </w:r>
-      <w:r>
-        <w:t>l conference which included powerhouses like the University of Southern California and perennial national cham</w:t>
-      </w:r>
-      <w:r>
-        <w:t xml:space="preserve">pion Arizona State University.  </w:t>
-      </w:r>
-      <w:r>
-        <w:t>He credits his quick rise through the ranks due to a combination of being in the right place and kn</w:t>
-      </w:r>
-      <w:r>
-        <w:t>owing the right people</w:t>
-      </w:r>
-      <w:r>
-        <w:t xml:space="preserve"> like Gus Rodriguez, who in later years became the</w:t>
-      </w:r>
-      <w:r>
-        <w:t xml:space="preserve"> umpire supervisor for the I</w:t>
-      </w:r>
-      <w:r>
-        <w:t xml:space="preserve">nternational </w:t>
-      </w:r>
-      <w:r>
-        <w:t xml:space="preserve">Baseball Federation, and National Football League referee Dwight Furgeson, who coordinated most of the high school officials for three major sports through the </w:t>
-      </w:r>
-      <w:r>
-        <w:t xml:space="preserve">local FERMAR sports association. </w:t>
-      </w:r>
-      <w:r>
-        <w:t xml:space="preserve"> </w:t>
-      </w:r>
-    </w:p>
-    <w:p/>
-    <w:p>
-      <w:r>
-        <w:t>Fred</w:t>
-      </w:r>
-      <w:r>
-        <w:t xml:space="preserve"> </w:t>
-      </w:r>
-      <w:r>
-        <w:t xml:space="preserve">also </w:t>
-      </w:r>
-      <w:r>
-        <w:t>credit</w:t>
-      </w:r>
-      <w:r>
-        <w:t>s</w:t>
-      </w:r>
-      <w:r>
-        <w:t xml:space="preserve"> the </w:t>
-      </w:r>
-      <w:r>
-        <w:t xml:space="preserve">on-the-job </w:t>
-      </w:r>
-      <w:r>
-        <w:t>training received in the heat of battle</w:t>
-      </w:r>
-      <w:r>
-        <w:t xml:space="preserve"> </w:t>
-      </w:r>
-      <w:r>
-        <w:t xml:space="preserve">in what could politely be described </w:t>
-      </w:r>
-      <w:r>
-        <w:t xml:space="preserve">as a painful </w:t>
-      </w:r>
-      <w:r>
-        <w:t xml:space="preserve">finishing school.  “Working college ball </w:t>
-      </w:r>
-      <w:r>
-        <w:t xml:space="preserve">in </w:t>
-      </w:r>
-      <w:r>
-        <w:t>Califo</w:t>
-      </w:r>
-      <w:r>
-        <w:t>rnia you knew a coach would com</w:t>
-      </w:r>
-      <w:r>
-        <w:t>e out and have a little session wi</w:t>
-      </w:r>
-      <w:r>
-        <w:t xml:space="preserve">th you.  You </w:t>
-      </w:r>
-      <w:r>
-        <w:t>knew it was coming,” Fred recalled</w:t>
-      </w:r>
-      <w:r>
-        <w:t xml:space="preserve">.   Besides his entry into the collegiate ranks, doing “pretty well” in </w:t>
-      </w:r>
-      <w:r>
-        <w:rPr>
-          <w:rFonts w:eastAsia="Times New Roman" w:cs="Times New Roman"/>
-          <w:color w:val="000000"/>
-        </w:rPr>
-        <w:t>Fred’s California days included working a California High School State Baseball Championship</w:t>
-      </w:r>
-      <w:r>
-        <w:rPr>
-          <w:rFonts w:eastAsia="Times New Roman" w:cs="Times New Roman"/>
-          <w:color w:val="000000"/>
-        </w:rPr>
-        <w:t xml:space="preserve"> and seeing future major league stars in their early years</w:t>
-      </w:r>
-      <w:r>
-        <w:rPr>
-          <w:rFonts w:eastAsia="Times New Roman" w:cs="Times New Roman"/>
-          <w:color w:val="000000"/>
-        </w:rPr>
-        <w:t>. “I g</w:t>
-      </w:r>
-      <w:r>
-        <w:t>ot to see Barry Bonds.  I though</w:t>
-      </w:r>
-      <w:r>
-        <w:t>t</w:t>
-      </w:r>
-      <w:r>
-        <w:t xml:space="preserve"> he was never going to make it.  He was a </w:t>
-      </w:r>
-      <w:r>
-        <w:t xml:space="preserve">scrawny little </w:t>
-      </w:r>
-      <w:r>
-        <w:t>(</w:t>
-      </w:r>
-      <w:r>
-        <w:t>devil</w:t>
-      </w:r>
-      <w:r>
-        <w:t>)</w:t>
-      </w:r>
-      <w:r>
-        <w:t xml:space="preserve"> in his high school days.”   </w:t>
-      </w:r>
-    </w:p>
-    <w:p>
-      <w:pPr>
-        <w:rPr>
-          <w:rFonts w:eastAsia="Times New Roman" w:cs="Times New Roman"/>
-          <w:color w:val="000000"/>
-        </w:rPr>
-      </w:pPr>
-      <w:r>
-        <w:t xml:space="preserve">  </w:t>
-      </w:r>
-    </w:p>
-    <w:p>
-      <w:r>
-        <w:rPr>
-          <w:rFonts w:eastAsia="Times New Roman" w:cs="Times New Roman"/>
-          <w:color w:val="000000"/>
-        </w:rPr>
-        <w:t>Fred did pretty well of</w:t>
-      </w:r>
-      <w:r>
-        <w:rPr>
-          <w:rFonts w:eastAsia="Times New Roman" w:cs="Times New Roman"/>
-          <w:color w:val="000000"/>
-        </w:rPr>
-        <w:t xml:space="preserve">f the diamond as well.  He </w:t>
-      </w:r>
-      <w:r>
-        <w:rPr>
-          <w:rFonts w:eastAsia="Times New Roman" w:cs="Times New Roman"/>
-          <w:color w:val="000000"/>
-        </w:rPr>
-        <w:t xml:space="preserve">retired </w:t>
-      </w:r>
-      <w:r>
-        <w:rPr>
-          <w:rFonts w:eastAsia="Times New Roman" w:cs="Times New Roman"/>
-          <w:color w:val="000000"/>
-        </w:rPr>
-        <w:t xml:space="preserve">as an </w:t>
-      </w:r>
-      <w:r>
-        <w:rPr>
-          <w:rFonts w:eastAsia="Times New Roman" w:cs="Times New Roman"/>
-          <w:color w:val="000000"/>
-        </w:rPr>
-        <w:t>Air Force Senior Master Sergeant having served with</w:t>
-      </w:r>
-      <w:r>
-        <w:rPr>
-          <w:rFonts w:eastAsia="Times New Roman" w:cs="Times New Roman"/>
-          <w:color w:val="000000"/>
-        </w:rPr>
-        <w:t xml:space="preserve"> </w:t>
-      </w:r>
-      <w:r>
-        <w:rPr>
-          <w:rFonts w:eastAsia="Times New Roman" w:cs="Times New Roman"/>
-          <w:color w:val="000000"/>
-        </w:rPr>
-        <w:t xml:space="preserve">the </w:t>
-      </w:r>
-      <w:r>
-        <w:rPr>
-          <w:rFonts w:eastAsia="Times New Roman" w:cs="Times New Roman"/>
-          <w:color w:val="000000"/>
-        </w:rPr>
-        <w:t>N</w:t>
-      </w:r>
-      <w:r>
-        <w:rPr>
-          <w:rFonts w:eastAsia="Times New Roman" w:cs="Times New Roman"/>
-          <w:color w:val="000000"/>
-        </w:rPr>
-        <w:t>evada Air Force</w:t>
-      </w:r>
-      <w:r>
-        <w:rPr>
-          <w:rFonts w:eastAsia="Times New Roman" w:cs="Times New Roman"/>
-          <w:color w:val="000000"/>
-        </w:rPr>
-        <w:t xml:space="preserve"> National Guard a</w:t>
-      </w:r>
-      <w:r>
-        <w:rPr>
-          <w:rFonts w:eastAsia="Times New Roman" w:cs="Times New Roman"/>
-          <w:color w:val="000000"/>
-        </w:rPr>
-        <w:t xml:space="preserve">nd when he finally landed in Colorado, </w:t>
-      </w:r>
-      <w:r>
-        <w:rPr>
-          <w:rFonts w:eastAsia="Times New Roman" w:cs="Times New Roman"/>
-          <w:color w:val="000000"/>
-        </w:rPr>
-        <w:t>his military background</w:t>
-      </w:r>
-      <w:r>
-        <w:rPr>
-          <w:rFonts w:eastAsia="Times New Roman" w:cs="Times New Roman"/>
-          <w:color w:val="000000"/>
-        </w:rPr>
-        <w:t xml:space="preserve"> combined with his umpire resume</w:t>
-      </w:r>
-      <w:r>
-        <w:rPr>
-          <w:rFonts w:eastAsia="Times New Roman" w:cs="Times New Roman"/>
-          <w:color w:val="000000"/>
-        </w:rPr>
-        <w:t xml:space="preserve"> turned a few heads</w:t>
-      </w:r>
-      <w:r>
-        <w:rPr>
-          <w:rFonts w:eastAsia="Times New Roman" w:cs="Times New Roman"/>
-          <w:color w:val="000000"/>
-        </w:rPr>
-        <w:t xml:space="preserve">.  </w:t>
-      </w:r>
-      <w:r>
-        <w:rPr>
-          <w:rFonts w:eastAsia="Times New Roman" w:cs="Times New Roman"/>
-          <w:color w:val="000000"/>
-        </w:rPr>
-        <w:t>He credits the military with giving him the necessary command presence and other intangible characteristic</w:t>
-      </w:r>
-      <w:r>
-        <w:rPr>
-          <w:rFonts w:eastAsia="Times New Roman" w:cs="Times New Roman"/>
-          <w:color w:val="000000"/>
-        </w:rPr>
-        <w:t>s</w:t>
-      </w:r>
-      <w:r>
-        <w:rPr>
-          <w:rFonts w:eastAsia="Times New Roman" w:cs="Times New Roman"/>
-          <w:color w:val="000000"/>
-        </w:rPr>
-        <w:t xml:space="preserve"> </w:t>
-      </w:r>
-      <w:r>
-        <w:rPr>
-          <w:rFonts w:eastAsia="Times New Roman" w:cs="Times New Roman"/>
-          <w:color w:val="000000"/>
-        </w:rPr>
-        <w:t>displayed by</w:t>
-      </w:r>
-      <w:r>
-        <w:rPr>
-          <w:rFonts w:eastAsia="Times New Roman" w:cs="Times New Roman"/>
-          <w:color w:val="000000"/>
-        </w:rPr>
-        <w:t xml:space="preserve"> </w:t>
-      </w:r>
-      <w:r>
-        <w:rPr>
-          <w:rFonts w:eastAsia="Times New Roman" w:cs="Times New Roman"/>
-          <w:color w:val="000000"/>
-        </w:rPr>
-        <w:t xml:space="preserve">top </w:t>
-      </w:r>
-      <w:r>
-        <w:rPr>
-          <w:rFonts w:eastAsia="Times New Roman" w:cs="Times New Roman"/>
-          <w:color w:val="000000"/>
-        </w:rPr>
-        <w:t xml:space="preserve">arbiters.  </w:t>
-      </w:r>
-      <w:r>
-        <w:rPr>
-          <w:rFonts w:eastAsia="Times New Roman" w:cs="Times New Roman"/>
-          <w:color w:val="000000"/>
-        </w:rPr>
-        <w:t>“</w:t>
-      </w:r>
-      <w:r>
-        <w:t xml:space="preserve">Military regimentation taught me a lot about how to do it,” explains </w:t>
-      </w:r>
-      <w:r>
-        <w:t>Fred</w:t>
-      </w:r>
-      <w:r>
-        <w:t xml:space="preserve"> who </w:t>
-      </w:r>
-      <w:r>
-        <w:t>eventually was “discovered” and assigned</w:t>
-      </w:r>
-      <w:r>
-        <w:t xml:space="preserve"> to work another three </w:t>
-      </w:r>
-      <w:r>
-        <w:rPr>
-          <w:rFonts w:eastAsia="Times New Roman" w:cs="Times New Roman"/>
-          <w:color w:val="000000"/>
-        </w:rPr>
-        <w:t>High School State Baseball Championships in Colorado.</w:t>
-      </w:r>
-      <w:r>
-        <w:rPr>
-          <w:rFonts w:eastAsia="Times New Roman" w:cs="Times New Roman"/>
-          <w:color w:val="000000"/>
-        </w:rPr>
-        <w:t xml:space="preserve">  It also helped that Fred met the right person in Colorado,</w:t>
-      </w:r>
-      <w:r>
-        <w:rPr>
-          <w:rFonts w:eastAsia="Times New Roman" w:cs="Times New Roman"/>
-          <w:color w:val="000000"/>
-        </w:rPr>
-        <w:t xml:space="preserve"> namely</w:t>
-      </w:r>
-      <w:r>
-        <w:rPr>
-          <w:rFonts w:eastAsia="Times New Roman" w:cs="Times New Roman"/>
-          <w:color w:val="000000"/>
-        </w:rPr>
-        <w:t xml:space="preserve"> the late Ross Barlow, previous Rossi/CHSBUA inductee,</w:t>
-      </w:r>
-      <w:r>
-        <w:rPr>
-          <w:rFonts w:eastAsia="Times New Roman" w:cs="Times New Roman"/>
-          <w:color w:val="000000"/>
-        </w:rPr>
-        <w:t xml:space="preserve"> </w:t>
-      </w:r>
-      <w:r>
-        <w:rPr>
-          <w:rFonts w:eastAsia="Times New Roman" w:cs="Times New Roman"/>
-          <w:color w:val="000000"/>
-        </w:rPr>
-        <w:t>who helped him accept the hard reality of umpi</w:t>
-      </w:r>
-      <w:r>
-        <w:rPr>
-          <w:rFonts w:eastAsia="Times New Roman" w:cs="Times New Roman"/>
-          <w:color w:val="000000"/>
-        </w:rPr>
-        <w:t>re supply-and-</w:t>
-      </w:r>
-      <w:r>
-        <w:rPr>
-          <w:rFonts w:eastAsia="Times New Roman" w:cs="Times New Roman"/>
-          <w:color w:val="000000"/>
-        </w:rPr>
-        <w:t>demand in the Centennial State</w:t>
-      </w:r>
-      <w:r>
-        <w:rPr>
-          <w:rFonts w:eastAsia="Times New Roman" w:cs="Times New Roman"/>
-          <w:color w:val="000000"/>
-        </w:rPr>
-        <w:t xml:space="preserve">.  </w:t>
-      </w:r>
-      <w:r>
-        <w:rPr>
-          <w:rFonts w:eastAsia="Times New Roman" w:cs="Times New Roman"/>
-          <w:color w:val="000000"/>
-        </w:rPr>
-        <w:t>“I was like</w:t>
-      </w:r>
-      <w:r>
-        <w:t xml:space="preserve"> every other young whipper-snapper </w:t>
-      </w:r>
-      <w:r>
-        <w:t>thinking I would get into Air Force Academy (Division I baseball) but there were twenty o</w:t>
-      </w:r>
-      <w:r>
-        <w:t>r</w:t>
-      </w:r>
-      <w:r>
-        <w:t xml:space="preserve"> thirty guys above me.  </w:t>
-      </w:r>
-      <w:r>
-        <w:t xml:space="preserve">But </w:t>
-      </w:r>
-      <w:r>
-        <w:t>Barlow got me int</w:t>
-      </w:r>
-      <w:r>
-        <w:t>o Junior College</w:t>
-      </w:r>
-      <w:r>
-        <w:t xml:space="preserve">.”  </w:t>
-      </w:r>
-    </w:p>
-    <w:p/>
-    <w:p>
-      <w:pPr>
-        <w:rPr>
-          <w:rFonts w:eastAsia="Times New Roman" w:cs="Times New Roman"/>
-          <w:color w:val="000000"/>
-        </w:rPr>
-      </w:pPr>
-      <w:r>
-        <w:t xml:space="preserve">But </w:t>
-      </w:r>
-      <w:r>
-        <w:t>Fred never got out of</w:t>
-      </w:r>
-      <w:r>
-        <w:t xml:space="preserve"> high school baseball </w:t>
-      </w:r>
-      <w:r>
-        <w:t xml:space="preserve">and </w:t>
-      </w:r>
-      <w:r>
-        <w:t xml:space="preserve">over the years has </w:t>
-      </w:r>
-      <w:r>
-        <w:t>become</w:t>
-      </w:r>
-      <w:r>
-        <w:t xml:space="preserve"> a valued</w:t>
-      </w:r>
-      <w:r>
-        <w:t xml:space="preserve"> CHSBUA member</w:t>
-      </w:r>
-      <w:r>
-        <w:t>.  Besides</w:t>
-      </w:r>
-      <w:r>
-        <w:t xml:space="preserve"> </w:t>
-      </w:r>
-      <w:r>
-        <w:t xml:space="preserve">functioning as the umpire </w:t>
-      </w:r>
-      <w:r>
-        <w:rPr>
-          <w:rFonts w:eastAsia="Times New Roman" w:cs="Times New Roman"/>
-          <w:color w:val="000000"/>
-        </w:rPr>
-        <w:t xml:space="preserve">assigner for </w:t>
-      </w:r>
-      <w:r>
-        <w:rPr>
-          <w:rFonts w:eastAsia="Times New Roman" w:cs="Times New Roman"/>
-          <w:color w:val="000000"/>
-        </w:rPr>
-        <w:t xml:space="preserve">CHSBUA </w:t>
-      </w:r>
-      <w:r>
-        <w:rPr>
-          <w:rFonts w:eastAsia="Times New Roman" w:cs="Times New Roman"/>
-          <w:color w:val="000000"/>
-        </w:rPr>
-        <w:t>Area 2</w:t>
-      </w:r>
-      <w:r>
-        <w:rPr>
-          <w:rFonts w:eastAsia="Times New Roman" w:cs="Times New Roman"/>
-          <w:color w:val="000000"/>
-        </w:rPr>
-        <w:t>, he</w:t>
-      </w:r>
-      <w:r>
-        <w:rPr>
-          <w:rFonts w:eastAsia="Times New Roman" w:cs="Times New Roman"/>
-          <w:color w:val="000000"/>
-        </w:rPr>
-        <w:t xml:space="preserve"> </w:t>
-      </w:r>
-      <w:r>
-        <w:rPr>
-          <w:rFonts w:eastAsia="Times New Roman" w:cs="Times New Roman"/>
-          <w:color w:val="000000"/>
-        </w:rPr>
-        <w:t>was</w:t>
-      </w:r>
-      <w:r>
-        <w:rPr>
-          <w:rFonts w:eastAsia="Times New Roman" w:cs="Times New Roman"/>
-          <w:color w:val="000000"/>
-        </w:rPr>
-        <w:t xml:space="preserve"> elected and reelected continually into</w:t>
-      </w:r>
-      <w:r>
-        <w:rPr>
-          <w:rFonts w:eastAsia="Times New Roman" w:cs="Times New Roman"/>
-          <w:color w:val="000000"/>
-        </w:rPr>
-        <w:t xml:space="preserve"> what was supposed to be only</w:t>
-      </w:r>
-      <w:r>
-        <w:rPr>
-          <w:rFonts w:eastAsia="Times New Roman" w:cs="Times New Roman"/>
-          <w:color w:val="000000"/>
-        </w:rPr>
-        <w:t xml:space="preserve"> </w:t>
-      </w:r>
-      <w:r>
-        <w:rPr>
-          <w:rFonts w:eastAsia="Times New Roman" w:cs="Times New Roman"/>
-          <w:color w:val="000000"/>
-        </w:rPr>
-        <w:lastRenderedPageBreak/>
-        <w:t xml:space="preserve">a two-year position as the </w:t>
-      </w:r>
-      <w:r>
-        <w:rPr>
-          <w:rFonts w:eastAsia="Times New Roman" w:cs="Times New Roman"/>
-          <w:color w:val="000000"/>
-        </w:rPr>
-        <w:t xml:space="preserve">Colorado Springs </w:t>
-      </w:r>
-      <w:r>
-        <w:rPr>
-          <w:rFonts w:eastAsia="Times New Roman" w:cs="Times New Roman"/>
-          <w:color w:val="000000"/>
-        </w:rPr>
-        <w:t>Area Director</w:t>
-      </w:r>
-      <w:r>
-        <w:rPr>
-          <w:rFonts w:eastAsia="Times New Roman" w:cs="Times New Roman"/>
-          <w:color w:val="000000"/>
-        </w:rPr>
-        <w:t xml:space="preserve">. </w:t>
-      </w:r>
-      <w:r>
-        <w:rPr>
-          <w:rFonts w:eastAsia="Times New Roman" w:cs="Times New Roman"/>
-          <w:color w:val="000000"/>
-        </w:rPr>
-        <w:t xml:space="preserve"> Senior Chief</w:t>
-      </w:r>
-      <w:r>
-        <w:rPr>
-          <w:rFonts w:eastAsia="Times New Roman" w:cs="Times New Roman"/>
-          <w:color w:val="000000"/>
-        </w:rPr>
-        <w:t xml:space="preserve"> Zuercher’s </w:t>
-      </w:r>
-      <w:r>
-        <w:rPr>
-          <w:rFonts w:eastAsia="Times New Roman" w:cs="Times New Roman"/>
-          <w:color w:val="000000"/>
-        </w:rPr>
-        <w:t>two-year billet</w:t>
-      </w:r>
-      <w:r>
-        <w:rPr>
-          <w:rFonts w:eastAsia="Times New Roman" w:cs="Times New Roman"/>
-          <w:color w:val="000000"/>
-        </w:rPr>
-        <w:t xml:space="preserve"> </w:t>
-      </w:r>
-      <w:r>
-        <w:rPr>
-          <w:rFonts w:eastAsia="Times New Roman" w:cs="Times New Roman"/>
-          <w:color w:val="000000"/>
-        </w:rPr>
-        <w:t xml:space="preserve">lasted </w:t>
-      </w:r>
-      <w:r>
-        <w:rPr>
-          <w:rFonts w:eastAsia="Times New Roman" w:cs="Times New Roman"/>
-          <w:color w:val="000000"/>
-        </w:rPr>
-        <w:t xml:space="preserve">over twenty-seven </w:t>
-      </w:r>
-      <w:r>
-        <w:rPr>
-          <w:rFonts w:eastAsia="Times New Roman" w:cs="Times New Roman"/>
-          <w:color w:val="000000"/>
-        </w:rPr>
-        <w:t xml:space="preserve">years. </w:t>
-      </w:r>
-      <w:r>
-        <w:rPr>
-          <w:rFonts w:eastAsia="Times New Roman" w:cs="Times New Roman"/>
-          <w:color w:val="000000"/>
-        </w:rPr>
-        <w:t>A</w:t>
-      </w:r>
-      <w:r>
-        <w:rPr>
-          <w:rFonts w:eastAsia="Times New Roman" w:cs="Times New Roman"/>
-          <w:color w:val="000000"/>
-        </w:rPr>
-        <w:t>n</w:t>
-      </w:r>
-      <w:r>
-        <w:rPr>
-          <w:rFonts w:eastAsia="Times New Roman" w:cs="Times New Roman"/>
-          <w:color w:val="000000"/>
-        </w:rPr>
-        <w:t xml:space="preserve">d in his </w:t>
-      </w:r>
-      <w:r>
-        <w:rPr>
-          <w:rFonts w:eastAsia="Times New Roman" w:cs="Times New Roman"/>
-          <w:color w:val="000000"/>
-        </w:rPr>
-        <w:t>capacity</w:t>
-      </w:r>
-      <w:r>
-        <w:rPr>
-          <w:rFonts w:eastAsia="Times New Roman" w:cs="Times New Roman"/>
-          <w:color w:val="000000"/>
-        </w:rPr>
-        <w:t xml:space="preserve"> as CHSBUA Area Director</w:t>
-      </w:r>
-      <w:r>
-        <w:rPr>
-          <w:rFonts w:eastAsia="Times New Roman" w:cs="Times New Roman"/>
-          <w:color w:val="000000"/>
-        </w:rPr>
-        <w:t>,</w:t>
-      </w:r>
-      <w:r>
-        <w:t xml:space="preserve"> </w:t>
-      </w:r>
-      <w:r>
-        <w:rPr>
-          <w:rFonts w:eastAsia="Times New Roman" w:cs="Times New Roman"/>
-          <w:color w:val="000000"/>
-        </w:rPr>
-        <w:t>Fred trained and mentored</w:t>
-      </w:r>
-      <w:r>
-        <w:rPr>
-          <w:rFonts w:eastAsia="Times New Roman" w:cs="Times New Roman"/>
-          <w:color w:val="000000"/>
-        </w:rPr>
-        <w:t xml:space="preserve"> </w:t>
-      </w:r>
-      <w:r>
-        <w:rPr>
-          <w:rFonts w:eastAsia="Times New Roman" w:cs="Times New Roman"/>
-          <w:color w:val="000000"/>
-        </w:rPr>
-        <w:t>of literally hundreds of</w:t>
-      </w:r>
-      <w:r>
-        <w:rPr>
-          <w:rFonts w:eastAsia="Times New Roman" w:cs="Times New Roman"/>
-          <w:color w:val="000000"/>
-        </w:rPr>
-        <w:t xml:space="preserve"> of new officials. </w:t>
-      </w:r>
-    </w:p>
-    <w:p>
-      <w:pPr>
-        <w:rPr>
-          <w:rFonts w:eastAsia="Times New Roman" w:cs="Times New Roman"/>
-          <w:color w:val="000000"/>
-        </w:rPr>
-      </w:pPr>
-    </w:p>
-    <w:p>
-      <w:r>
-        <w:rPr>
-          <w:rFonts w:eastAsia="Times New Roman" w:cs="Times New Roman"/>
-          <w:color w:val="000000"/>
-        </w:rPr>
-        <w:t>No longer calling</w:t>
-      </w:r>
-      <w:r>
-        <w:rPr>
-          <w:rFonts w:eastAsia="Times New Roman" w:cs="Times New Roman"/>
-          <w:color w:val="000000"/>
-        </w:rPr>
-        <w:t xml:space="preserve"> balls and strikes</w:t>
-      </w:r>
-      <w:r>
-        <w:rPr>
-          <w:rFonts w:eastAsia="Times New Roman" w:cs="Times New Roman"/>
-          <w:color w:val="000000"/>
-        </w:rPr>
-        <w:t xml:space="preserve">, </w:t>
-      </w:r>
-      <w:r>
-        <w:rPr>
-          <w:rFonts w:eastAsia="Times New Roman" w:cs="Times New Roman"/>
-          <w:color w:val="000000"/>
-        </w:rPr>
-        <w:t>Fred</w:t>
-      </w:r>
-      <w:r>
-        <w:rPr>
-          <w:rFonts w:eastAsia="Times New Roman" w:cs="Times New Roman"/>
-          <w:color w:val="000000"/>
-        </w:rPr>
-        <w:t xml:space="preserve"> </w:t>
-      </w:r>
-      <w:r>
-        <w:rPr>
-          <w:rFonts w:eastAsia="Times New Roman" w:cs="Times New Roman"/>
-          <w:color w:val="000000"/>
-        </w:rPr>
-        <w:t>still finds tim</w:t>
-      </w:r>
-      <w:r>
-        <w:rPr>
-          <w:rFonts w:eastAsia="Times New Roman" w:cs="Times New Roman"/>
-          <w:color w:val="000000"/>
-        </w:rPr>
-        <w:t>e to attend games and evaluate</w:t>
-      </w:r>
-      <w:r>
-        <w:rPr>
-          <w:rFonts w:eastAsia="Times New Roman" w:cs="Times New Roman"/>
-          <w:color w:val="000000"/>
-        </w:rPr>
-        <w:t xml:space="preserve"> </w:t>
-      </w:r>
-      <w:r>
-        <w:rPr>
-          <w:rFonts w:eastAsia="Times New Roman" w:cs="Times New Roman"/>
-          <w:color w:val="000000"/>
-        </w:rPr>
-        <w:t xml:space="preserve">newer </w:t>
-      </w:r>
-      <w:r>
-        <w:rPr>
-          <w:rFonts w:eastAsia="Times New Roman" w:cs="Times New Roman"/>
-          <w:color w:val="000000"/>
-        </w:rPr>
-        <w:t>umpires</w:t>
-      </w:r>
-      <w:r>
-        <w:rPr>
-          <w:rFonts w:eastAsia="Times New Roman" w:cs="Times New Roman"/>
-          <w:color w:val="000000"/>
-        </w:rPr>
-        <w:t xml:space="preserve">. </w:t>
-      </w:r>
-      <w:r>
-        <w:rPr>
-          <w:rFonts w:eastAsia="Times New Roman" w:cs="Times New Roman"/>
-          <w:color w:val="000000"/>
-        </w:rPr>
-        <w:t>And what does he look for in a successful umpire?  “</w:t>
-      </w:r>
-      <w:r>
-        <w:t>First and foremost</w:t>
-      </w:r>
-      <w:r>
-        <w:t>,</w:t>
-      </w:r>
-      <w:r>
-        <w:t xml:space="preserve"> </w:t>
-      </w:r>
-      <w:r>
-        <w:t>I attend their pregame</w:t>
-      </w:r>
-      <w:r>
-        <w:t xml:space="preserve"> </w:t>
-      </w:r>
-      <w:r>
-        <w:t>to figure out their attitude.  Attitude is big for me, being confident</w:t>
-      </w:r>
-      <w:r>
-        <w:t>, but not overconfident.</w:t>
-      </w:r>
-      <w:r>
-        <w:t xml:space="preserve"> </w:t>
-      </w:r>
-      <w:r>
-        <w:t xml:space="preserve">Too many guys talk a good game but don’t apply themselves.”   </w:t>
-      </w:r>
-      <w:r>
-        <w:t>He looks for</w:t>
-      </w:r>
-      <w:r>
-        <w:t xml:space="preserve"> </w:t>
-      </w:r>
-      <w:r>
-        <w:t>individuals</w:t>
-      </w:r>
-      <w:r>
-        <w:t xml:space="preserve"> who believe</w:t>
-      </w:r>
-      <w:r>
-        <w:t xml:space="preserve">, as </w:t>
-      </w:r>
-      <w:r>
-        <w:t>he</w:t>
-      </w:r>
-      <w:r>
-        <w:t xml:space="preserve"> once did.</w:t>
-      </w:r>
-      <w:r>
-        <w:t xml:space="preserve"> </w:t>
-      </w:r>
-      <w:r>
-        <w:t xml:space="preserve"> “I am going to be the best high school official I can be.”  Of his </w:t>
-      </w:r>
-      <w:r>
-        <w:t>other important duty</w:t>
-      </w:r>
-      <w:r>
-        <w:t xml:space="preserve"> </w:t>
-      </w:r>
-      <w:r>
-        <w:t xml:space="preserve">assignment </w:t>
-      </w:r>
-      <w:r>
-        <w:t>now</w:t>
-      </w:r>
-      <w:r>
-        <w:t>,</w:t>
-      </w:r>
-      <w:r>
-        <w:t xml:space="preserve"> Fred offers this.  “I’d like to think I’m very good at the assigning which is becoming more and more difficult.”  </w:t>
-      </w:r>
-    </w:p>
-    <w:p>
-      <w:pPr>
-        <w:rPr>
-          <w:rFonts w:eastAsia="Times New Roman" w:cs="Times New Roman"/>
-          <w:color w:val="000000"/>
-        </w:rPr>
-      </w:pPr>
-    </w:p>
-    <w:p>
-      <w:pPr>
-        <w:rPr>
-          <w:rFonts w:eastAsia="Times New Roman" w:cs="Times New Roman"/>
-        </w:rPr>
-      </w:pPr>
-      <w:r>
-        <w:rPr>
-          <w:rFonts w:eastAsia="Times New Roman" w:cs="Times New Roman"/>
-          <w:color w:val="000000"/>
-        </w:rPr>
-        <w:t xml:space="preserve">After a very successful career on the field, </w:t>
-      </w:r>
-      <w:r>
-        <w:rPr>
-          <w:rFonts w:eastAsia="Times New Roman" w:cs="Times New Roman"/>
-          <w:color w:val="000000"/>
-        </w:rPr>
-        <w:t xml:space="preserve">as was written in </w:t>
-      </w:r>
-      <w:r>
-        <w:rPr>
-          <w:rFonts w:eastAsia="Times New Roman" w:cs="Times New Roman"/>
-          <w:color w:val="000000"/>
-        </w:rPr>
-        <w:t>his</w:t>
-      </w:r>
-      <w:r>
-        <w:rPr>
-          <w:rFonts w:eastAsia="Times New Roman" w:cs="Times New Roman"/>
-          <w:color w:val="000000"/>
-        </w:rPr>
-        <w:t xml:space="preserve"> nomination letter, “</w:t>
-      </w:r>
-      <w:r>
-        <w:rPr>
-          <w:rFonts w:eastAsia="Times New Roman" w:cs="Times New Roman"/>
-          <w:color w:val="000000"/>
-        </w:rPr>
-        <w:t>Fred continues to be a beacon of information for all and is always willing to help where needed.</w:t>
-      </w:r>
-      <w:r>
-        <w:rPr>
-          <w:rFonts w:eastAsia="Times New Roman" w:cs="Times New Roman"/>
-          <w:color w:val="000000"/>
-        </w:rPr>
-        <w:t>”</w:t>
-      </w:r>
-      <w:r>
-        <w:rPr>
-          <w:rFonts w:eastAsia="Times New Roman" w:cs="Times New Roman"/>
-          <w:color w:val="000000"/>
-        </w:rPr>
-        <w:t xml:space="preserve"> </w:t>
-      </w:r>
-      <w:r>
-        <w:rPr>
-          <w:rFonts w:eastAsia="Times New Roman" w:cs="Times New Roman"/>
-          <w:color w:val="000000"/>
-        </w:rPr>
-        <w:t>Of his long and successful tenure, a</w:t>
-      </w:r>
-      <w:r>
-        <w:rPr>
-          <w:rFonts w:eastAsia="Times New Roman" w:cs="Times New Roman"/>
-          <w:color w:val="000000"/>
-        </w:rPr>
-        <w:t xml:space="preserve">s </w:t>
-      </w:r>
-      <w:r>
-        <w:rPr>
-          <w:rFonts w:eastAsia="Times New Roman" w:cs="Times New Roman"/>
-          <w:color w:val="000000"/>
-        </w:rPr>
-        <w:t>Fred</w:t>
-      </w:r>
-      <w:r>
-        <w:rPr>
-          <w:rFonts w:eastAsia="Times New Roman" w:cs="Times New Roman"/>
-          <w:color w:val="000000"/>
-        </w:rPr>
-        <w:t xml:space="preserve"> explained before, “It all fell into place.” </w:t>
-      </w:r>
-    </w:p>
-    <w:p/>
-    <w:p/>
-    <w:p/>
-    <w:p>
-      <w:pPr>
-        <w:pStyle w:val="Heading2"/>
-        <w:spacing w:before="261" w:beforeAutospacing="off" w:after="261" w:afterAutospacing="off" w:line="300" w:lineRule="auto"/>
-      </w:pPr>
-      <w:r>
-        <w:rPr>
-          <w:rFonts w:ascii="Segoe UI" w:hAnsi="Segoe UI" w:eastAsia="Segoe UI" w:cs="Segoe UI"/>
-          <w:b w:val="1"/>
-          <w:bCs w:val="1"/>
-          <w:i w:val="0"/>
-          <w:iCs w:val="0"/>
-          <w:noProof w:val="0"/>
-          <w:sz w:val="31"/>
-          <w:szCs w:val="31"/>
-          <w:lang w:val="en-US"/>
-        </w:rPr>
-        <w:t>Revised Biography: Fred Zuercher</w:t>
-      </w:r>
-    </w:p>
-    <w:p>
+    <w:p ns2:paraId="75221D16" ns2:textId="705F4E98">
       <w:pPr>
         <w:spacing w:before="210" w:beforeAutospacing="off" w:after="210" w:afterAutospacing="off" w:line="300" w:lineRule="auto"/>
       </w:pPr>
@@ -1207,7 +21,7 @@
         <w:t>(Bold = text you may want to hyperlink)</w:t>
       </w:r>
     </w:p>
-    <w:p>
+    <w:p ns2:paraId="1C9E8207" ns2:textId="4B98B1E8">
       <w:pPr>
         <w:spacing w:before="210" w:beforeAutospacing="off" w:after="210" w:afterAutospacing="off" w:line="300" w:lineRule="auto"/>
       </w:pPr>
@@ -1226,7 +40,7 @@
         <w:t>2026 Hall of Fame Inductee – Fred Zuercher (Colorado Springs)</w:t>
       </w:r>
     </w:p>
-    <w:p>
+    <w:p ns2:paraId="3017C094" ns2:textId="792B02B5">
       <w:pPr>
         <w:spacing w:before="210" w:beforeAutospacing="off" w:after="210" w:afterAutospacing="off" w:line="300" w:lineRule="auto"/>
       </w:pPr>
@@ -1301,7 +115,7 @@
         <w:t>,” he recalls. “Somebody said, ‘Why don’t you try this?’” And, as Fred puts it, “It all fell into place.”</w:t>
       </w:r>
     </w:p>
-    <w:p>
+    <w:p ns2:paraId="2555D2E7" ns2:textId="37EDB78B">
       <w:pPr>
         <w:spacing w:before="210" w:beforeAutospacing="off" w:after="210" w:afterAutospacing="off" w:line="300" w:lineRule="auto"/>
         <w:rPr>
@@ -1569,7 +383,7 @@
         <w:t>.</w:t>
       </w:r>
     </w:p>
-    <w:p>
+    <w:p ns2:paraId="473C078A" ns2:textId="5459E0AE">
       <w:pPr>
         <w:spacing w:before="210" w:beforeAutospacing="off" w:after="210" w:afterAutospacing="off" w:line="300" w:lineRule="auto"/>
         <w:rPr>
@@ -1711,7 +525,7 @@
         <w:t xml:space="preserve"> school,” Fred joked.</w:t>
       </w:r>
     </w:p>
-    <w:p>
+    <w:p ns2:paraId="0F12937C" ns2:textId="69EB6BE0">
       <w:pPr>
         <w:spacing w:before="210" w:beforeAutospacing="off" w:after="210" w:afterAutospacing="off" w:line="300" w:lineRule="auto"/>
         <w:rPr>
@@ -1782,7 +596,7 @@
         </w:rPr>
         <w:t xml:space="preserve">h the </w:t>
       </w:r>
-      <w:hyperlink r:id="Rfb8eabb015544128">
+      <w:hyperlink ns3:id="Rfb8eabb015544128">
         <w:r>
           <w:rPr>
             <w:rStyle w:val="Hyperlink"/>
@@ -1869,7 +683,7 @@
         </w:rPr>
         <w:t xml:space="preserve"> </w:t>
       </w:r>
-      <w:hyperlink r:id="R82269536341542ce">
+      <w:hyperlink ns3:id="R82269536341542ce">
         <w:r>
           <w:rPr>
             <w:rStyle w:val="Hyperlink"/>
@@ -1984,7 +798,7 @@
         </w:rPr>
         <w:t>Rossi/</w:t>
       </w:r>
-      <w:hyperlink r:id="Rfe4ab972528c4284">
+      <w:hyperlink ns3:id="Rfe4ab972528c4284">
         <w:r>
           <w:rPr>
             <w:rStyle w:val="Hyperlink"/>
@@ -2100,7 +914,7 @@
         <w:t xml:space="preserve"> (Division I baseball), but there were twenty or thirty guys ahead of me. Barlow got me into junior college.”</w:t>
       </w:r>
     </w:p>
-    <w:p>
+    <w:p ns2:paraId="264CD7AC" ns2:textId="46B32CFB">
       <w:pPr>
         <w:spacing w:before="210" w:beforeAutospacing="off" w:after="210" w:afterAutospacing="off" w:line="300" w:lineRule="auto"/>
         <w:rPr>
@@ -2157,7 +971,7 @@
         </w:rPr>
         <w:t xml:space="preserve"> ranks, Fred never left high school baseball. Over the years, he became a highly respected member of </w:t>
       </w:r>
-      <w:hyperlink r:id="R36587bb76f6e4d0f">
+      <w:hyperlink ns3:id="R36587bb76f6e4d0f">
         <w:r>
           <w:rPr>
             <w:rStyle w:val="Hyperlink"/>
@@ -2273,7 +1087,7 @@
         <w:t>e than twenty‑seven years. In this time, Fred trained and mentored hundreds of new officials.</w:t>
       </w:r>
     </w:p>
-    <w:p>
+    <w:p ns2:paraId="15149102" ns2:textId="0D14E74E">
       <w:pPr>
         <w:spacing w:before="210" w:beforeAutospacing="off" w:after="210" w:afterAutospacing="off" w:line="300" w:lineRule="auto"/>
       </w:pPr>
@@ -2292,7 +1106,7 @@
         <w:t>No longer calling balls and strikes, Fred still dedicates himself to the game by attending contests and evaluating developing umpires. What does he look for in successful officials? “First and foremost, I attend their pregame to figure out their attitude. Attitude is big for me—confident, but not overconfident. Too many guys talk a good game but don’t apply themselves.” He looks for individuals who share the mindset he once held: “I am going to be the best high school official I can be.” Fred also takes pride in his work as an assigner. “I’d like to think I’m very good at the assigning, which is becoming more and more difficult.”</w:t>
       </w:r>
     </w:p>
-    <w:p>
+    <w:p ns2:paraId="3A7C77B1" ns2:textId="477B3792">
       <w:pPr>
         <w:spacing w:before="210" w:beforeAutospacing="off" w:after="210" w:afterAutospacing="off" w:line="300" w:lineRule="auto"/>
       </w:pPr>
@@ -2311,7 +1125,7 @@
         <w:t>As his nomination letter states, “Fred continues to be a beacon of information for all and is always willing to help where needed.” Reflecting on his long and successful career, Fred simply notes, “It all fell into place.”</w:t>
       </w:r>
     </w:p>
-    <w:p/>
+    <w:p ns2:paraId="00D93AF3" ns2:textId="14006A48"/>
     <w:sectPr>
       <w:pgSz w:w="12240" w:h="15840" w:orient="portrait"/>
       <w:pgMar w:top="1440" w:right="1800" w:bottom="1440" w:left="1800" w:header="720" w:footer="720" w:gutter="0"/>
